--- a/tillsyn/A 16556-2025 tillsynsbegäran.docx
+++ b/tillsyn/A 16556-2025 tillsynsbegäran.docx
@@ -218,7 +218,7 @@
     <w:r>
       <w:tab/>
       <w:tab/>
-      <w:t>2025-04-05</w:t>
+      <w:t>2025-04-06</w:t>
       <w:br/>
       <w:br/>
     </w:r>

--- a/tillsyn/A 16556-2025 tillsynsbegäran.docx
+++ b/tillsyn/A 16556-2025 tillsynsbegäran.docx
@@ -218,7 +218,7 @@
     <w:r>
       <w:tab/>
       <w:tab/>
-      <w:t>2025-04-06</w:t>
+      <w:t>2025-04-07</w:t>
       <w:br/>
       <w:br/>
     </w:r>

--- a/tillsyn/A 16556-2025 tillsynsbegäran.docx
+++ b/tillsyn/A 16556-2025 tillsynsbegäran.docx
@@ -218,7 +218,7 @@
     <w:r>
       <w:tab/>
       <w:tab/>
-      <w:t>2025-04-07</w:t>
+      <w:t>2025-04-08</w:t>
       <w:br/>
       <w:br/>
     </w:r>

--- a/tillsyn/A 16556-2025 tillsynsbegäran.docx
+++ b/tillsyn/A 16556-2025 tillsynsbegäran.docx
@@ -218,7 +218,7 @@
     <w:r>
       <w:tab/>
       <w:tab/>
-      <w:t>2025-04-08</w:t>
+      <w:t>2025-04-09</w:t>
       <w:br/>
       <w:br/>
     </w:r>

--- a/tillsyn/A 16556-2025 tillsynsbegäran.docx
+++ b/tillsyn/A 16556-2025 tillsynsbegäran.docx
@@ -90,6 +90,17 @@
         <w:t>Figur 1. Fyndplatser för naturvårdsarter i det avverkningsanmälda området (röd linje). Markörer utan svart kant är placerade på fyndplatsen. Markörer med svart kant är placerade vid sidan av fyndplatsen och har ett svart streck som visar fyndplatsens exakta position. Kartans mittpunktskoordinat är N 6257176, E 498102 i SWEREF 99 TM.</w:t>
       </w:r>
     </w:p>
+    <w:p>
+      <w:r>
+        <w:rPr>
+          <w:b/>
+        </w:rPr>
+        <w:t>Havstulpanlav</w:t>
+      </w:r>
+      <w:r>
+        <w:t xml:space="preserve"> är en mycket bra signalart som överallt indikerar skogsbestånd med höga naturvärden. Den växer främst på barken av lövträd i gamla, skuggiga och fuktiga skogsmiljöer, men förekommer relativt ofta även på äldre gran i sumpskog (Nitare &amp; Skogsstyrelsen, 2019).</w:t>
+      </w:r>
+    </w:p>
     <w:sectPr>
       <w:headerReference w:type="even" r:id="rId8"/>
       <w:headerReference w:type="default" r:id="rId9"/>
@@ -218,7 +229,7 @@
     <w:r>
       <w:tab/>
       <w:tab/>
-      <w:t>2025-04-09</w:t>
+      <w:t>2025-04-10</w:t>
       <w:br/>
       <w:br/>
     </w:r>

--- a/tillsyn/A 16556-2025 tillsynsbegäran.docx
+++ b/tillsyn/A 16556-2025 tillsynsbegäran.docx
@@ -229,7 +229,7 @@
     <w:r>
       <w:tab/>
       <w:tab/>
-      <w:t>2025-04-10</w:t>
+      <w:t>2025-04-11</w:t>
       <w:br/>
       <w:br/>
     </w:r>

--- a/tillsyn/A 16556-2025 tillsynsbegäran.docx
+++ b/tillsyn/A 16556-2025 tillsynsbegäran.docx
@@ -229,7 +229,7 @@
     <w:r>
       <w:tab/>
       <w:tab/>
-      <w:t>2025-05-03</w:t>
+      <w:t>2025-05-04</w:t>
       <w:br/>
       <w:br/>
     </w:r>

--- a/tillsyn/A 16556-2025 tillsynsbegäran.docx
+++ b/tillsyn/A 16556-2025 tillsynsbegäran.docx
@@ -229,7 +229,7 @@
     <w:r>
       <w:tab/>
       <w:tab/>
-      <w:t>2025-05-04</w:t>
+      <w:t>2025-05-06</w:t>
       <w:br/>
       <w:br/>
     </w:r>

--- a/tillsyn/A 16556-2025 tillsynsbegäran.docx
+++ b/tillsyn/A 16556-2025 tillsynsbegäran.docx
@@ -229,7 +229,7 @@
     <w:r>
       <w:tab/>
       <w:tab/>
-      <w:t>2025-05-06</w:t>
+      <w:t>2025-05-07</w:t>
       <w:br/>
       <w:br/>
     </w:r>

--- a/tillsyn/A 16556-2025 tillsynsbegäran.docx
+++ b/tillsyn/A 16556-2025 tillsynsbegäran.docx
@@ -229,7 +229,7 @@
     <w:r>
       <w:tab/>
       <w:tab/>
-      <w:t>2025-05-07</w:t>
+      <w:t>2025-05-08</w:t>
       <w:br/>
       <w:br/>
     </w:r>

--- a/tillsyn/A 16556-2025 tillsynsbegäran.docx
+++ b/tillsyn/A 16556-2025 tillsynsbegäran.docx
@@ -229,7 +229,7 @@
     <w:r>
       <w:tab/>
       <w:tab/>
-      <w:t>2025-05-08</w:t>
+      <w:t>2025-05-09</w:t>
       <w:br/>
       <w:br/>
     </w:r>

--- a/tillsyn/A 16556-2025 tillsynsbegäran.docx
+++ b/tillsyn/A 16556-2025 tillsynsbegäran.docx
@@ -229,7 +229,7 @@
     <w:r>
       <w:tab/>
       <w:tab/>
-      <w:t>2025-05-09</w:t>
+      <w:t>2025-05-10</w:t>
       <w:br/>
       <w:br/>
     </w:r>

--- a/tillsyn/A 16556-2025 tillsynsbegäran.docx
+++ b/tillsyn/A 16556-2025 tillsynsbegäran.docx
@@ -229,7 +229,7 @@
     <w:r>
       <w:tab/>
       <w:tab/>
-      <w:t>2025-05-10</w:t>
+      <w:t>2025-05-11</w:t>
       <w:br/>
       <w:br/>
     </w:r>

--- a/tillsyn/A 16556-2025 tillsynsbegäran.docx
+++ b/tillsyn/A 16556-2025 tillsynsbegäran.docx
@@ -229,7 +229,7 @@
     <w:r>
       <w:tab/>
       <w:tab/>
-      <w:t>2025-05-11</w:t>
+      <w:t>2025-05-12</w:t>
       <w:br/>
       <w:br/>
     </w:r>

--- a/tillsyn/A 16556-2025 tillsynsbegäran.docx
+++ b/tillsyn/A 16556-2025 tillsynsbegäran.docx
@@ -229,7 +229,7 @@
     <w:r>
       <w:tab/>
       <w:tab/>
-      <w:t>2025-05-12</w:t>
+      <w:t>2025-05-13</w:t>
       <w:br/>
       <w:br/>
     </w:r>

--- a/tillsyn/A 16556-2025 tillsynsbegäran.docx
+++ b/tillsyn/A 16556-2025 tillsynsbegäran.docx
@@ -229,7 +229,7 @@
     <w:r>
       <w:tab/>
       <w:tab/>
-      <w:t>2025-05-13</w:t>
+      <w:t>2025-05-14</w:t>
       <w:br/>
       <w:br/>
     </w:r>

--- a/tillsyn/A 16556-2025 tillsynsbegäran.docx
+++ b/tillsyn/A 16556-2025 tillsynsbegäran.docx
@@ -229,7 +229,7 @@
     <w:r>
       <w:tab/>
       <w:tab/>
-      <w:t>2025-05-14</w:t>
+      <w:t>2025-05-15</w:t>
       <w:br/>
       <w:br/>
     </w:r>

--- a/tillsyn/A 16556-2025 tillsynsbegäran.docx
+++ b/tillsyn/A 16556-2025 tillsynsbegäran.docx
@@ -229,7 +229,7 @@
     <w:r>
       <w:tab/>
       <w:tab/>
-      <w:t>2025-05-15</w:t>
+      <w:t>2025-05-16</w:t>
       <w:br/>
       <w:br/>
     </w:r>

--- a/tillsyn/A 16556-2025 tillsynsbegäran.docx
+++ b/tillsyn/A 16556-2025 tillsynsbegäran.docx
@@ -229,7 +229,7 @@
     <w:r>
       <w:tab/>
       <w:tab/>
-      <w:t>2025-05-16</w:t>
+      <w:t>2025-05-17</w:t>
       <w:br/>
       <w:br/>
     </w:r>

--- a/tillsyn/A 16556-2025 tillsynsbegäran.docx
+++ b/tillsyn/A 16556-2025 tillsynsbegäran.docx
@@ -229,7 +229,7 @@
     <w:r>
       <w:tab/>
       <w:tab/>
-      <w:t>2025-05-17</w:t>
+      <w:t>2025-05-18</w:t>
       <w:br/>
       <w:br/>
     </w:r>

--- a/tillsyn/A 16556-2025 tillsynsbegäran.docx
+++ b/tillsyn/A 16556-2025 tillsynsbegäran.docx
@@ -229,7 +229,7 @@
     <w:r>
       <w:tab/>
       <w:tab/>
-      <w:t>2025-05-18</w:t>
+      <w:t>2025-05-19</w:t>
       <w:br/>
       <w:br/>
     </w:r>

--- a/tillsyn/A 16556-2025 tillsynsbegäran.docx
+++ b/tillsyn/A 16556-2025 tillsynsbegäran.docx
@@ -229,7 +229,7 @@
     <w:r>
       <w:tab/>
       <w:tab/>
-      <w:t>2025-05-19</w:t>
+      <w:t>2025-05-20</w:t>
       <w:br/>
       <w:br/>
     </w:r>

--- a/tillsyn/A 16556-2025 tillsynsbegäran.docx
+++ b/tillsyn/A 16556-2025 tillsynsbegäran.docx
@@ -229,7 +229,7 @@
     <w:r>
       <w:tab/>
       <w:tab/>
-      <w:t>2025-05-20</w:t>
+      <w:t>2025-05-21</w:t>
       <w:br/>
       <w:br/>
     </w:r>

--- a/tillsyn/A 16556-2025 tillsynsbegäran.docx
+++ b/tillsyn/A 16556-2025 tillsynsbegäran.docx
@@ -229,7 +229,7 @@
     <w:r>
       <w:tab/>
       <w:tab/>
-      <w:t>2025-05-21</w:t>
+      <w:t>2025-05-22</w:t>
       <w:br/>
       <w:br/>
     </w:r>

--- a/tillsyn/A 16556-2025 tillsynsbegäran.docx
+++ b/tillsyn/A 16556-2025 tillsynsbegäran.docx
@@ -229,7 +229,7 @@
     <w:r>
       <w:tab/>
       <w:tab/>
-      <w:t>2025-05-22</w:t>
+      <w:t>2025-05-23</w:t>
       <w:br/>
       <w:br/>
     </w:r>

--- a/tillsyn/A 16556-2025 tillsynsbegäran.docx
+++ b/tillsyn/A 16556-2025 tillsynsbegäran.docx
@@ -229,7 +229,7 @@
     <w:r>
       <w:tab/>
       <w:tab/>
-      <w:t>2025-05-23</w:t>
+      <w:t>2025-05-24</w:t>
       <w:br/>
       <w:br/>
     </w:r>

--- a/tillsyn/A 16556-2025 tillsynsbegäran.docx
+++ b/tillsyn/A 16556-2025 tillsynsbegäran.docx
@@ -229,7 +229,7 @@
     <w:r>
       <w:tab/>
       <w:tab/>
-      <w:t>2025-05-24</w:t>
+      <w:t>2025-05-25</w:t>
       <w:br/>
       <w:br/>
     </w:r>

--- a/tillsyn/A 16556-2025 tillsynsbegäran.docx
+++ b/tillsyn/A 16556-2025 tillsynsbegäran.docx
@@ -229,7 +229,7 @@
     <w:r>
       <w:tab/>
       <w:tab/>
-      <w:t>2025-05-25</w:t>
+      <w:t>2025-05-26</w:t>
       <w:br/>
       <w:br/>
     </w:r>

--- a/tillsyn/A 16556-2025 tillsynsbegäran.docx
+++ b/tillsyn/A 16556-2025 tillsynsbegäran.docx
@@ -229,7 +229,7 @@
     <w:r>
       <w:tab/>
       <w:tab/>
-      <w:t>2025-05-26</w:t>
+      <w:t>2025-05-27</w:t>
       <w:br/>
       <w:br/>
     </w:r>

--- a/tillsyn/A 16556-2025 tillsynsbegäran.docx
+++ b/tillsyn/A 16556-2025 tillsynsbegäran.docx
@@ -229,7 +229,7 @@
     <w:r>
       <w:tab/>
       <w:tab/>
-      <w:t>2025-05-27</w:t>
+      <w:t>2025-05-30</w:t>
       <w:br/>
       <w:br/>
     </w:r>

--- a/tillsyn/A 16556-2025 tillsynsbegäran.docx
+++ b/tillsyn/A 16556-2025 tillsynsbegäran.docx
@@ -229,7 +229,7 @@
     <w:r>
       <w:tab/>
       <w:tab/>
-      <w:t>2025-05-30</w:t>
+      <w:t>2025-06-01</w:t>
       <w:br/>
       <w:br/>
     </w:r>

--- a/tillsyn/A 16556-2025 tillsynsbegäran.docx
+++ b/tillsyn/A 16556-2025 tillsynsbegäran.docx
@@ -229,7 +229,7 @@
     <w:r>
       <w:tab/>
       <w:tab/>
-      <w:t>2025-06-01</w:t>
+      <w:t>2025-06-02</w:t>
       <w:br/>
       <w:br/>
     </w:r>

--- a/tillsyn/A 16556-2025 tillsynsbegäran.docx
+++ b/tillsyn/A 16556-2025 tillsynsbegäran.docx
@@ -229,7 +229,7 @@
     <w:r>
       <w:tab/>
       <w:tab/>
-      <w:t>2025-06-02</w:t>
+      <w:t>2025-06-03</w:t>
       <w:br/>
       <w:br/>
     </w:r>

--- a/tillsyn/A 16556-2025 tillsynsbegäran.docx
+++ b/tillsyn/A 16556-2025 tillsynsbegäran.docx
@@ -229,7 +229,7 @@
     <w:r>
       <w:tab/>
       <w:tab/>
-      <w:t>2025-06-03</w:t>
+      <w:t>2025-06-04</w:t>
       <w:br/>
       <w:br/>
     </w:r>

--- a/tillsyn/A 16556-2025 tillsynsbegäran.docx
+++ b/tillsyn/A 16556-2025 tillsynsbegäran.docx
@@ -229,7 +229,7 @@
     <w:r>
       <w:tab/>
       <w:tab/>
-      <w:t>2025-06-04</w:t>
+      <w:t>2025-06-05</w:t>
       <w:br/>
       <w:br/>
     </w:r>

--- a/tillsyn/A 16556-2025 tillsynsbegäran.docx
+++ b/tillsyn/A 16556-2025 tillsynsbegäran.docx
@@ -229,7 +229,7 @@
     <w:r>
       <w:tab/>
       <w:tab/>
-      <w:t>2025-06-05</w:t>
+      <w:t>2025-06-13</w:t>
       <w:br/>
       <w:br/>
     </w:r>

--- a/tillsyn/A 16556-2025 tillsynsbegäran.docx
+++ b/tillsyn/A 16556-2025 tillsynsbegäran.docx
@@ -229,7 +229,7 @@
     <w:r>
       <w:tab/>
       <w:tab/>
-      <w:t>2025-06-13</w:t>
+      <w:t>2025-06-15</w:t>
       <w:br/>
       <w:br/>
     </w:r>

--- a/tillsyn/A 16556-2025 tillsynsbegäran.docx
+++ b/tillsyn/A 16556-2025 tillsynsbegäran.docx
@@ -229,7 +229,7 @@
     <w:r>
       <w:tab/>
       <w:tab/>
-      <w:t>2025-06-15</w:t>
+      <w:t>2025-06-16</w:t>
       <w:br/>
       <w:br/>
     </w:r>

--- a/tillsyn/A 16556-2025 tillsynsbegäran.docx
+++ b/tillsyn/A 16556-2025 tillsynsbegäran.docx
@@ -229,7 +229,7 @@
     <w:r>
       <w:tab/>
       <w:tab/>
-      <w:t>2025-06-16</w:t>
+      <w:t>2025-06-17</w:t>
       <w:br/>
       <w:br/>
     </w:r>

--- a/tillsyn/A 16556-2025 tillsynsbegäran.docx
+++ b/tillsyn/A 16556-2025 tillsynsbegäran.docx
@@ -229,7 +229,7 @@
     <w:r>
       <w:tab/>
       <w:tab/>
-      <w:t>2025-06-17</w:t>
+      <w:t>2025-06-18</w:t>
       <w:br/>
       <w:br/>
     </w:r>

--- a/tillsyn/A 16556-2025 tillsynsbegäran.docx
+++ b/tillsyn/A 16556-2025 tillsynsbegäran.docx
@@ -229,7 +229,7 @@
     <w:r>
       <w:tab/>
       <w:tab/>
-      <w:t>2025-06-18</w:t>
+      <w:t>2025-06-19</w:t>
       <w:br/>
       <w:br/>
     </w:r>

--- a/tillsyn/A 16556-2025 tillsynsbegäran.docx
+++ b/tillsyn/A 16556-2025 tillsynsbegäran.docx
@@ -229,7 +229,7 @@
     <w:r>
       <w:tab/>
       <w:tab/>
-      <w:t>2025-06-19</w:t>
+      <w:t>2025-06-20</w:t>
       <w:br/>
       <w:br/>
     </w:r>

--- a/tillsyn/A 16556-2025 tillsynsbegäran.docx
+++ b/tillsyn/A 16556-2025 tillsynsbegäran.docx
@@ -229,7 +229,7 @@
     <w:r>
       <w:tab/>
       <w:tab/>
-      <w:t>2025-06-20</w:t>
+      <w:t>2025-06-21</w:t>
       <w:br/>
       <w:br/>
     </w:r>

--- a/tillsyn/A 16556-2025 tillsynsbegäran.docx
+++ b/tillsyn/A 16556-2025 tillsynsbegäran.docx
@@ -229,7 +229,7 @@
     <w:r>
       <w:tab/>
       <w:tab/>
-      <w:t>2025-06-21</w:t>
+      <w:t>2025-06-22</w:t>
       <w:br/>
       <w:br/>
     </w:r>

--- a/tillsyn/A 16556-2025 tillsynsbegäran.docx
+++ b/tillsyn/A 16556-2025 tillsynsbegäran.docx
@@ -229,7 +229,7 @@
     <w:r>
       <w:tab/>
       <w:tab/>
-      <w:t>2025-06-22</w:t>
+      <w:t>2025-06-23</w:t>
       <w:br/>
       <w:br/>
     </w:r>

--- a/tillsyn/A 16556-2025 tillsynsbegäran.docx
+++ b/tillsyn/A 16556-2025 tillsynsbegäran.docx
@@ -229,7 +229,7 @@
     <w:r>
       <w:tab/>
       <w:tab/>
-      <w:t>2025-06-23</w:t>
+      <w:t>2025-06-24</w:t>
       <w:br/>
       <w:br/>
     </w:r>

--- a/tillsyn/A 16556-2025 tillsynsbegäran.docx
+++ b/tillsyn/A 16556-2025 tillsynsbegäran.docx
@@ -229,7 +229,7 @@
     <w:r>
       <w:tab/>
       <w:tab/>
-      <w:t>2025-06-24</w:t>
+      <w:t>2025-06-25</w:t>
       <w:br/>
       <w:br/>
     </w:r>

--- a/tillsyn/A 16556-2025 tillsynsbegäran.docx
+++ b/tillsyn/A 16556-2025 tillsynsbegäran.docx
@@ -229,7 +229,7 @@
     <w:r>
       <w:tab/>
       <w:tab/>
-      <w:t>2025-06-25</w:t>
+      <w:t>2025-06-26</w:t>
       <w:br/>
       <w:br/>
     </w:r>

--- a/tillsyn/A 16556-2025 tillsynsbegäran.docx
+++ b/tillsyn/A 16556-2025 tillsynsbegäran.docx
@@ -229,7 +229,7 @@
     <w:r>
       <w:tab/>
       <w:tab/>
-      <w:t>2025-06-26</w:t>
+      <w:t>2025-06-27</w:t>
       <w:br/>
       <w:br/>
     </w:r>

--- a/tillsyn/A 16556-2025 tillsynsbegäran.docx
+++ b/tillsyn/A 16556-2025 tillsynsbegäran.docx
@@ -229,7 +229,7 @@
     <w:r>
       <w:tab/>
       <w:tab/>
-      <w:t>2025-06-27</w:t>
+      <w:t>2025-06-28</w:t>
       <w:br/>
       <w:br/>
     </w:r>

--- a/tillsyn/A 16556-2025 tillsynsbegäran.docx
+++ b/tillsyn/A 16556-2025 tillsynsbegäran.docx
@@ -229,7 +229,7 @@
     <w:r>
       <w:tab/>
       <w:tab/>
-      <w:t>2025-06-28</w:t>
+      <w:t>2025-06-29</w:t>
       <w:br/>
       <w:br/>
     </w:r>

--- a/tillsyn/A 16556-2025 tillsynsbegäran.docx
+++ b/tillsyn/A 16556-2025 tillsynsbegäran.docx
@@ -229,7 +229,7 @@
     <w:r>
       <w:tab/>
       <w:tab/>
-      <w:t>2025-06-29</w:t>
+      <w:t>2025-06-30</w:t>
       <w:br/>
       <w:br/>
     </w:r>

--- a/tillsyn/A 16556-2025 tillsynsbegäran.docx
+++ b/tillsyn/A 16556-2025 tillsynsbegäran.docx
@@ -229,7 +229,7 @@
     <w:r>
       <w:tab/>
       <w:tab/>
-      <w:t>2025-06-30</w:t>
+      <w:t>2025-07-01</w:t>
       <w:br/>
       <w:br/>
     </w:r>

--- a/tillsyn/A 16556-2025 tillsynsbegäran.docx
+++ b/tillsyn/A 16556-2025 tillsynsbegäran.docx
@@ -229,7 +229,7 @@
     <w:r>
       <w:tab/>
       <w:tab/>
-      <w:t>2025-07-01</w:t>
+      <w:t>2025-07-02</w:t>
       <w:br/>
       <w:br/>
     </w:r>

--- a/tillsyn/A 16556-2025 tillsynsbegäran.docx
+++ b/tillsyn/A 16556-2025 tillsynsbegäran.docx
@@ -229,7 +229,7 @@
     <w:r>
       <w:tab/>
       <w:tab/>
-      <w:t>2025-07-02</w:t>
+      <w:t>2025-07-03</w:t>
       <w:br/>
       <w:br/>
     </w:r>

--- a/tillsyn/A 16556-2025 tillsynsbegäran.docx
+++ b/tillsyn/A 16556-2025 tillsynsbegäran.docx
@@ -229,7 +229,7 @@
     <w:r>
       <w:tab/>
       <w:tab/>
-      <w:t>2025-07-03</w:t>
+      <w:t>2025-07-04</w:t>
       <w:br/>
       <w:br/>
     </w:r>

--- a/tillsyn/A 16556-2025 tillsynsbegäran.docx
+++ b/tillsyn/A 16556-2025 tillsynsbegäran.docx
@@ -229,7 +229,7 @@
     <w:r>
       <w:tab/>
       <w:tab/>
-      <w:t>2025-07-04</w:t>
+      <w:t>2025-07-05</w:t>
       <w:br/>
       <w:br/>
     </w:r>

--- a/tillsyn/A 16556-2025 tillsynsbegäran.docx
+++ b/tillsyn/A 16556-2025 tillsynsbegäran.docx
@@ -229,7 +229,7 @@
     <w:r>
       <w:tab/>
       <w:tab/>
-      <w:t>2025-07-05</w:t>
+      <w:t>2025-07-06</w:t>
       <w:br/>
       <w:br/>
     </w:r>

--- a/tillsyn/A 16556-2025 tillsynsbegäran.docx
+++ b/tillsyn/A 16556-2025 tillsynsbegäran.docx
@@ -229,7 +229,7 @@
     <w:r>
       <w:tab/>
       <w:tab/>
-      <w:t>2025-07-06</w:t>
+      <w:t>2025-07-07</w:t>
       <w:br/>
       <w:br/>
     </w:r>

--- a/tillsyn/A 16556-2025 tillsynsbegäran.docx
+++ b/tillsyn/A 16556-2025 tillsynsbegäran.docx
@@ -229,7 +229,7 @@
     <w:r>
       <w:tab/>
       <w:tab/>
-      <w:t>2025-07-07</w:t>
+      <w:t>2025-07-08</w:t>
       <w:br/>
       <w:br/>
     </w:r>

--- a/tillsyn/A 16556-2025 tillsynsbegäran.docx
+++ b/tillsyn/A 16556-2025 tillsynsbegäran.docx
@@ -229,7 +229,7 @@
     <w:r>
       <w:tab/>
       <w:tab/>
-      <w:t>2025-07-08</w:t>
+      <w:t>2025-07-09</w:t>
       <w:br/>
       <w:br/>
     </w:r>

--- a/tillsyn/A 16556-2025 tillsynsbegäran.docx
+++ b/tillsyn/A 16556-2025 tillsynsbegäran.docx
@@ -229,7 +229,7 @@
     <w:r>
       <w:tab/>
       <w:tab/>
-      <w:t>2025-07-09</w:t>
+      <w:t>2025-07-11</w:t>
       <w:br/>
       <w:br/>
     </w:r>

--- a/tillsyn/A 16556-2025 tillsynsbegäran.docx
+++ b/tillsyn/A 16556-2025 tillsynsbegäran.docx
@@ -229,7 +229,7 @@
     <w:r>
       <w:tab/>
       <w:tab/>
-      <w:t>2025-07-11</w:t>
+      <w:t>2025-07-12</w:t>
       <w:br/>
       <w:br/>
     </w:r>

--- a/tillsyn/A 16556-2025 tillsynsbegäran.docx
+++ b/tillsyn/A 16556-2025 tillsynsbegäran.docx
@@ -229,7 +229,7 @@
     <w:r>
       <w:tab/>
       <w:tab/>
-      <w:t>2025-07-12</w:t>
+      <w:t>2025-07-13</w:t>
       <w:br/>
       <w:br/>
     </w:r>

--- a/tillsyn/A 16556-2025 tillsynsbegäran.docx
+++ b/tillsyn/A 16556-2025 tillsynsbegäran.docx
@@ -229,7 +229,7 @@
     <w:r>
       <w:tab/>
       <w:tab/>
-      <w:t>2025-07-13</w:t>
+      <w:t>2025-07-14</w:t>
       <w:br/>
       <w:br/>
     </w:r>

--- a/tillsyn/A 16556-2025 tillsynsbegäran.docx
+++ b/tillsyn/A 16556-2025 tillsynsbegäran.docx
@@ -229,7 +229,7 @@
     <w:r>
       <w:tab/>
       <w:tab/>
-      <w:t>2025-08-06</w:t>
+      <w:t>2025-08-09</w:t>
       <w:br/>
       <w:br/>
     </w:r>

--- a/tillsyn/A 16556-2025 tillsynsbegäran.docx
+++ b/tillsyn/A 16556-2025 tillsynsbegäran.docx
@@ -12,7 +12,7 @@
     </w:p>
     <w:p>
       <w:r>
-        <w:t>Detta dokument behandlar höga naturvärden i avverkningsanmälan A 16556-2025 i Tingsryds kommun. Denna avverkningsanmälan inkom 2025-04-04 och omfattar 3,9 ha.</w:t>
+        <w:t>Detta dokument behandlar höga naturvärden i avverkningsanmälan A 16556-2025 i Tingsryds kommun. Denna avverkningsanmälan inkom 2025-04-04 17:26:18 och omfattar 3,9 ha.</w:t>
       </w:r>
     </w:p>
     <w:p>

--- a/tillsyn/A 16556-2025 tillsynsbegäran.docx
+++ b/tillsyn/A 16556-2025 tillsynsbegäran.docx
@@ -229,7 +229,7 @@
     <w:r>
       <w:tab/>
       <w:tab/>
-      <w:t>2025-08-09</w:t>
+      <w:t>2025-08-10</w:t>
       <w:br/>
       <w:br/>
     </w:r>

--- a/tillsyn/A 16556-2025 tillsynsbegäran.docx
+++ b/tillsyn/A 16556-2025 tillsynsbegäran.docx
@@ -229,7 +229,7 @@
     <w:r>
       <w:tab/>
       <w:tab/>
-      <w:t>2025-08-10</w:t>
+      <w:t>2025-08-11</w:t>
       <w:br/>
       <w:br/>
     </w:r>

--- a/tillsyn/A 16556-2025 tillsynsbegäran.docx
+++ b/tillsyn/A 16556-2025 tillsynsbegäran.docx
@@ -229,7 +229,7 @@
     <w:r>
       <w:tab/>
       <w:tab/>
-      <w:t>2025-08-11</w:t>
+      <w:t>2025-08-12</w:t>
       <w:br/>
       <w:br/>
     </w:r>

--- a/tillsyn/A 16556-2025 tillsynsbegäran.docx
+++ b/tillsyn/A 16556-2025 tillsynsbegäran.docx
@@ -229,7 +229,7 @@
     <w:r>
       <w:tab/>
       <w:tab/>
-      <w:t>2025-08-12</w:t>
+      <w:t>2025-08-13</w:t>
       <w:br/>
       <w:br/>
     </w:r>

--- a/tillsyn/A 16556-2025 tillsynsbegäran.docx
+++ b/tillsyn/A 16556-2025 tillsynsbegäran.docx
@@ -229,7 +229,7 @@
     <w:r>
       <w:tab/>
       <w:tab/>
-      <w:t>2025-08-13</w:t>
+      <w:t>2025-08-14</w:t>
       <w:br/>
       <w:br/>
     </w:r>

--- a/tillsyn/A 16556-2025 tillsynsbegäran.docx
+++ b/tillsyn/A 16556-2025 tillsynsbegäran.docx
@@ -229,7 +229,7 @@
     <w:r>
       <w:tab/>
       <w:tab/>
-      <w:t>2025-08-14</w:t>
+      <w:t>2025-08-15</w:t>
       <w:br/>
       <w:br/>
     </w:r>

--- a/tillsyn/A 16556-2025 tillsynsbegäran.docx
+++ b/tillsyn/A 16556-2025 tillsynsbegäran.docx
@@ -229,7 +229,7 @@
     <w:r>
       <w:tab/>
       <w:tab/>
-      <w:t>2025-08-15</w:t>
+      <w:t>2025-08-16</w:t>
       <w:br/>
       <w:br/>
     </w:r>

--- a/tillsyn/A 16556-2025 tillsynsbegäran.docx
+++ b/tillsyn/A 16556-2025 tillsynsbegäran.docx
@@ -229,7 +229,7 @@
     <w:r>
       <w:tab/>
       <w:tab/>
-      <w:t>2025-08-16</w:t>
+      <w:t>2025-08-17</w:t>
       <w:br/>
       <w:br/>
     </w:r>

--- a/tillsyn/A 16556-2025 tillsynsbegäran.docx
+++ b/tillsyn/A 16556-2025 tillsynsbegäran.docx
@@ -229,7 +229,7 @@
     <w:r>
       <w:tab/>
       <w:tab/>
-      <w:t>2025-08-17</w:t>
+      <w:t>2025-08-18</w:t>
       <w:br/>
       <w:br/>
     </w:r>

--- a/tillsyn/A 16556-2025 tillsynsbegäran.docx
+++ b/tillsyn/A 16556-2025 tillsynsbegäran.docx
@@ -229,7 +229,7 @@
     <w:r>
       <w:tab/>
       <w:tab/>
-      <w:t>2025-08-18</w:t>
+      <w:t>2025-08-19</w:t>
       <w:br/>
       <w:br/>
     </w:r>

--- a/tillsyn/A 16556-2025 tillsynsbegäran.docx
+++ b/tillsyn/A 16556-2025 tillsynsbegäran.docx
@@ -229,7 +229,7 @@
     <w:r>
       <w:tab/>
       <w:tab/>
-      <w:t>2025-08-19</w:t>
+      <w:t>2025-08-20</w:t>
       <w:br/>
       <w:br/>
     </w:r>

--- a/tillsyn/A 16556-2025 tillsynsbegäran.docx
+++ b/tillsyn/A 16556-2025 tillsynsbegäran.docx
@@ -229,7 +229,7 @@
     <w:r>
       <w:tab/>
       <w:tab/>
-      <w:t>2025-08-20</w:t>
+      <w:t>2025-08-21</w:t>
       <w:br/>
       <w:br/>
     </w:r>

--- a/tillsyn/A 16556-2025 tillsynsbegäran.docx
+++ b/tillsyn/A 16556-2025 tillsynsbegäran.docx
@@ -229,7 +229,7 @@
     <w:r>
       <w:tab/>
       <w:tab/>
-      <w:t>2025-08-21</w:t>
+      <w:t>2025-08-22</w:t>
       <w:br/>
       <w:br/>
     </w:r>

--- a/tillsyn/A 16556-2025 tillsynsbegäran.docx
+++ b/tillsyn/A 16556-2025 tillsynsbegäran.docx
@@ -229,7 +229,7 @@
     <w:r>
       <w:tab/>
       <w:tab/>
-      <w:t>2025-08-22</w:t>
+      <w:t>2025-08-23</w:t>
       <w:br/>
       <w:br/>
     </w:r>

--- a/tillsyn/A 16556-2025 tillsynsbegäran.docx
+++ b/tillsyn/A 16556-2025 tillsynsbegäran.docx
@@ -229,7 +229,7 @@
     <w:r>
       <w:tab/>
       <w:tab/>
-      <w:t>2025-08-23</w:t>
+      <w:t>2025-08-24</w:t>
       <w:br/>
       <w:br/>
     </w:r>

--- a/tillsyn/A 16556-2025 tillsynsbegäran.docx
+++ b/tillsyn/A 16556-2025 tillsynsbegäran.docx
@@ -229,7 +229,7 @@
     <w:r>
       <w:tab/>
       <w:tab/>
-      <w:t>2025-08-24</w:t>
+      <w:t>2025-08-25</w:t>
       <w:br/>
       <w:br/>
     </w:r>

--- a/tillsyn/A 16556-2025 tillsynsbegäran.docx
+++ b/tillsyn/A 16556-2025 tillsynsbegäran.docx
@@ -229,7 +229,7 @@
     <w:r>
       <w:tab/>
       <w:tab/>
-      <w:t>2025-08-25</w:t>
+      <w:t>2025-08-26</w:t>
       <w:br/>
       <w:br/>
     </w:r>

--- a/tillsyn/A 16556-2025 tillsynsbegäran.docx
+++ b/tillsyn/A 16556-2025 tillsynsbegäran.docx
@@ -229,7 +229,7 @@
     <w:r>
       <w:tab/>
       <w:tab/>
-      <w:t>2025-08-26</w:t>
+      <w:t>2025-08-30</w:t>
       <w:br/>
       <w:br/>
     </w:r>

--- a/tillsyn/A 16556-2025 tillsynsbegäran.docx
+++ b/tillsyn/A 16556-2025 tillsynsbegäran.docx
@@ -229,7 +229,7 @@
     <w:r>
       <w:tab/>
       <w:tab/>
-      <w:t>2025-08-30</w:t>
+      <w:t>2025-08-31</w:t>
       <w:br/>
       <w:br/>
     </w:r>

--- a/tillsyn/A 16556-2025 tillsynsbegäran.docx
+++ b/tillsyn/A 16556-2025 tillsynsbegäran.docx
@@ -229,7 +229,7 @@
     <w:r>
       <w:tab/>
       <w:tab/>
-      <w:t>2025-08-31</w:t>
+      <w:t>2025-09-01</w:t>
       <w:br/>
       <w:br/>
     </w:r>

--- a/tillsyn/A 16556-2025 tillsynsbegäran.docx
+++ b/tillsyn/A 16556-2025 tillsynsbegäran.docx
@@ -229,7 +229,7 @@
     <w:r>
       <w:tab/>
       <w:tab/>
-      <w:t>2025-09-01</w:t>
+      <w:t>2025-09-04</w:t>
       <w:br/>
       <w:br/>
     </w:r>

--- a/tillsyn/A 16556-2025 tillsynsbegäran.docx
+++ b/tillsyn/A 16556-2025 tillsynsbegäran.docx
@@ -229,7 +229,7 @@
     <w:r>
       <w:tab/>
       <w:tab/>
-      <w:t>2025-09-04</w:t>
+      <w:t>2025-09-05</w:t>
       <w:br/>
       <w:br/>
     </w:r>

--- a/tillsyn/A 16556-2025 tillsynsbegäran.docx
+++ b/tillsyn/A 16556-2025 tillsynsbegäran.docx
@@ -229,7 +229,7 @@
     <w:r>
       <w:tab/>
       <w:tab/>
-      <w:t>2025-09-05</w:t>
+      <w:t>2025-09-07</w:t>
       <w:br/>
       <w:br/>
     </w:r>

--- a/tillsyn/A 16556-2025 tillsynsbegäran.docx
+++ b/tillsyn/A 16556-2025 tillsynsbegäran.docx
@@ -229,7 +229,7 @@
     <w:r>
       <w:tab/>
       <w:tab/>
-      <w:t>2025-09-07</w:t>
+      <w:t>2025-09-08</w:t>
       <w:br/>
       <w:br/>
     </w:r>

--- a/tillsyn/A 16556-2025 tillsynsbegäran.docx
+++ b/tillsyn/A 16556-2025 tillsynsbegäran.docx
@@ -229,7 +229,7 @@
     <w:r>
       <w:tab/>
       <w:tab/>
-      <w:t>2025-09-08</w:t>
+      <w:t>2025-09-10</w:t>
       <w:br/>
       <w:br/>
     </w:r>

--- a/tillsyn/A 16556-2025 tillsynsbegäran.docx
+++ b/tillsyn/A 16556-2025 tillsynsbegäran.docx
@@ -229,7 +229,7 @@
     <w:r>
       <w:tab/>
       <w:tab/>
-      <w:t>2025-09-10</w:t>
+      <w:t>2025-09-11</w:t>
       <w:br/>
       <w:br/>
     </w:r>

--- a/tillsyn/A 16556-2025 tillsynsbegäran.docx
+++ b/tillsyn/A 16556-2025 tillsynsbegäran.docx
@@ -229,7 +229,7 @@
     <w:r>
       <w:tab/>
       <w:tab/>
-      <w:t>2025-09-11</w:t>
+      <w:t>2025-09-12</w:t>
       <w:br/>
       <w:br/>
     </w:r>

--- a/tillsyn/A 16556-2025 tillsynsbegäran.docx
+++ b/tillsyn/A 16556-2025 tillsynsbegäran.docx
@@ -229,7 +229,7 @@
     <w:r>
       <w:tab/>
       <w:tab/>
-      <w:t>2025-09-12</w:t>
+      <w:t>2025-09-13</w:t>
       <w:br/>
       <w:br/>
     </w:r>

--- a/tillsyn/A 16556-2025 tillsynsbegäran.docx
+++ b/tillsyn/A 16556-2025 tillsynsbegäran.docx
@@ -229,7 +229,7 @@
     <w:r>
       <w:tab/>
       <w:tab/>
-      <w:t>2025-09-13</w:t>
+      <w:t>2025-09-14</w:t>
       <w:br/>
       <w:br/>
     </w:r>

--- a/tillsyn/A 16556-2025 tillsynsbegäran.docx
+++ b/tillsyn/A 16556-2025 tillsynsbegäran.docx
@@ -229,7 +229,7 @@
     <w:r>
       <w:tab/>
       <w:tab/>
-      <w:t>2025-09-14</w:t>
+      <w:t>2025-09-15</w:t>
       <w:br/>
       <w:br/>
     </w:r>

--- a/tillsyn/A 16556-2025 tillsynsbegäran.docx
+++ b/tillsyn/A 16556-2025 tillsynsbegäran.docx
@@ -229,7 +229,7 @@
     <w:r>
       <w:tab/>
       <w:tab/>
-      <w:t>2025-09-15</w:t>
+      <w:t>2025-09-16</w:t>
       <w:br/>
       <w:br/>
     </w:r>

--- a/tillsyn/A 16556-2025 tillsynsbegäran.docx
+++ b/tillsyn/A 16556-2025 tillsynsbegäran.docx
@@ -229,7 +229,7 @@
     <w:r>
       <w:tab/>
       <w:tab/>
-      <w:t>2025-09-16</w:t>
+      <w:t>2025-09-17</w:t>
       <w:br/>
       <w:br/>
     </w:r>

--- a/tillsyn/A 16556-2025 tillsynsbegäran.docx
+++ b/tillsyn/A 16556-2025 tillsynsbegäran.docx
@@ -229,7 +229,7 @@
     <w:r>
       <w:tab/>
       <w:tab/>
-      <w:t>2025-09-17</w:t>
+      <w:t>2025-09-18</w:t>
       <w:br/>
       <w:br/>
     </w:r>

--- a/tillsyn/A 16556-2025 tillsynsbegäran.docx
+++ b/tillsyn/A 16556-2025 tillsynsbegäran.docx
@@ -229,7 +229,7 @@
     <w:r>
       <w:tab/>
       <w:tab/>
-      <w:t>2025-09-18</w:t>
+      <w:t>2025-09-22</w:t>
       <w:br/>
       <w:br/>
     </w:r>

--- a/tillsyn/A 16556-2025 tillsynsbegäran.docx
+++ b/tillsyn/A 16556-2025 tillsynsbegäran.docx
@@ -229,7 +229,7 @@
     <w:r>
       <w:tab/>
       <w:tab/>
-      <w:t>2025-09-22</w:t>
+      <w:t>2025-09-23</w:t>
       <w:br/>
       <w:br/>
     </w:r>

--- a/tillsyn/A 16556-2025 tillsynsbegäran.docx
+++ b/tillsyn/A 16556-2025 tillsynsbegäran.docx
@@ -229,7 +229,7 @@
     <w:r>
       <w:tab/>
       <w:tab/>
-      <w:t>2025-09-23</w:t>
+      <w:t>2025-09-24</w:t>
       <w:br/>
       <w:br/>
     </w:r>

--- a/tillsyn/A 16556-2025 tillsynsbegäran.docx
+++ b/tillsyn/A 16556-2025 tillsynsbegäran.docx
@@ -229,7 +229,7 @@
     <w:r>
       <w:tab/>
       <w:tab/>
-      <w:t>2025-09-24</w:t>
+      <w:t>2025-09-25</w:t>
       <w:br/>
       <w:br/>
     </w:r>

--- a/tillsyn/A 16556-2025 tillsynsbegäran.docx
+++ b/tillsyn/A 16556-2025 tillsynsbegäran.docx
@@ -229,7 +229,7 @@
     <w:r>
       <w:tab/>
       <w:tab/>
-      <w:t>2025-09-25</w:t>
+      <w:t>2025-09-26</w:t>
       <w:br/>
       <w:br/>
     </w:r>

--- a/tillsyn/A 16556-2025 tillsynsbegäran.docx
+++ b/tillsyn/A 16556-2025 tillsynsbegäran.docx
@@ -229,7 +229,7 @@
     <w:r>
       <w:tab/>
       <w:tab/>
-      <w:t>2025-09-26</w:t>
+      <w:t>2025-09-27</w:t>
       <w:br/>
       <w:br/>
     </w:r>

--- a/tillsyn/A 16556-2025 tillsynsbegäran.docx
+++ b/tillsyn/A 16556-2025 tillsynsbegäran.docx
@@ -229,7 +229,7 @@
     <w:r>
       <w:tab/>
       <w:tab/>
-      <w:t>2025-09-27</w:t>
+      <w:t>2025-09-28</w:t>
       <w:br/>
       <w:br/>
     </w:r>

--- a/tillsyn/A 16556-2025 tillsynsbegäran.docx
+++ b/tillsyn/A 16556-2025 tillsynsbegäran.docx
@@ -229,7 +229,7 @@
     <w:r>
       <w:tab/>
       <w:tab/>
-      <w:t>2025-09-28</w:t>
+      <w:t>2025-09-29</w:t>
       <w:br/>
       <w:br/>
     </w:r>

--- a/tillsyn/A 16556-2025 tillsynsbegäran.docx
+++ b/tillsyn/A 16556-2025 tillsynsbegäran.docx
@@ -229,7 +229,7 @@
     <w:r>
       <w:tab/>
       <w:tab/>
-      <w:t>2025-09-29</w:t>
+      <w:t>2025-09-30</w:t>
       <w:br/>
       <w:br/>
     </w:r>

--- a/tillsyn/A 16556-2025 tillsynsbegäran.docx
+++ b/tillsyn/A 16556-2025 tillsynsbegäran.docx
@@ -229,7 +229,7 @@
     <w:r>
       <w:tab/>
       <w:tab/>
-      <w:t>2025-09-30</w:t>
+      <w:t>2025-10-01</w:t>
       <w:br/>
       <w:br/>
     </w:r>

--- a/tillsyn/A 16556-2025 tillsynsbegäran.docx
+++ b/tillsyn/A 16556-2025 tillsynsbegäran.docx
@@ -229,7 +229,7 @@
     <w:r>
       <w:tab/>
       <w:tab/>
-      <w:t>2025-10-01</w:t>
+      <w:t>2025-10-02</w:t>
       <w:br/>
       <w:br/>
     </w:r>

--- a/tillsyn/A 16556-2025 tillsynsbegäran.docx
+++ b/tillsyn/A 16556-2025 tillsynsbegäran.docx
@@ -229,7 +229,7 @@
     <w:r>
       <w:tab/>
       <w:tab/>
-      <w:t>2025-10-02</w:t>
+      <w:t>2025-10-03</w:t>
       <w:br/>
       <w:br/>
     </w:r>

--- a/tillsyn/A 16556-2025 tillsynsbegäran.docx
+++ b/tillsyn/A 16556-2025 tillsynsbegäran.docx
@@ -229,7 +229,7 @@
     <w:r>
       <w:tab/>
       <w:tab/>
-      <w:t>2025-10-03</w:t>
+      <w:t>2025-10-04</w:t>
       <w:br/>
       <w:br/>
     </w:r>

--- a/tillsyn/A 16556-2025 tillsynsbegäran.docx
+++ b/tillsyn/A 16556-2025 tillsynsbegäran.docx
@@ -229,7 +229,7 @@
     <w:r>
       <w:tab/>
       <w:tab/>
-      <w:t>2025-10-04</w:t>
+      <w:t>2025-10-05</w:t>
       <w:br/>
       <w:br/>
     </w:r>

--- a/tillsyn/A 16556-2025 tillsynsbegäran.docx
+++ b/tillsyn/A 16556-2025 tillsynsbegäran.docx
@@ -229,7 +229,7 @@
     <w:r>
       <w:tab/>
       <w:tab/>
-      <w:t>2025-10-05</w:t>
+      <w:t>2025-10-06</w:t>
       <w:br/>
       <w:br/>
     </w:r>

--- a/tillsyn/A 16556-2025 tillsynsbegäran.docx
+++ b/tillsyn/A 16556-2025 tillsynsbegäran.docx
@@ -229,7 +229,7 @@
     <w:r>
       <w:tab/>
       <w:tab/>
-      <w:t>2025-10-06</w:t>
+      <w:t>2025-10-07</w:t>
       <w:br/>
       <w:br/>
     </w:r>

--- a/tillsyn/A 16556-2025 tillsynsbegäran.docx
+++ b/tillsyn/A 16556-2025 tillsynsbegäran.docx
@@ -229,7 +229,7 @@
     <w:r>
       <w:tab/>
       <w:tab/>
-      <w:t>2025-10-07</w:t>
+      <w:t>2025-10-08</w:t>
       <w:br/>
       <w:br/>
     </w:r>

--- a/tillsyn/A 16556-2025 tillsynsbegäran.docx
+++ b/tillsyn/A 16556-2025 tillsynsbegäran.docx
@@ -229,7 +229,7 @@
     <w:r>
       <w:tab/>
       <w:tab/>
-      <w:t>2025-10-08</w:t>
+      <w:t>2025-10-09</w:t>
       <w:br/>
       <w:br/>
     </w:r>

--- a/tillsyn/A 16556-2025 tillsynsbegäran.docx
+++ b/tillsyn/A 16556-2025 tillsynsbegäran.docx
@@ -229,7 +229,7 @@
     <w:r>
       <w:tab/>
       <w:tab/>
-      <w:t>2025-10-09</w:t>
+      <w:t>2025-10-10</w:t>
       <w:br/>
       <w:br/>
     </w:r>

--- a/tillsyn/A 16556-2025 tillsynsbegäran.docx
+++ b/tillsyn/A 16556-2025 tillsynsbegäran.docx
@@ -229,7 +229,7 @@
     <w:r>
       <w:tab/>
       <w:tab/>
-      <w:t>2025-10-10</w:t>
+      <w:t>2025-10-11</w:t>
       <w:br/>
       <w:br/>
     </w:r>

--- a/tillsyn/A 16556-2025 tillsynsbegäran.docx
+++ b/tillsyn/A 16556-2025 tillsynsbegäran.docx
@@ -229,7 +229,7 @@
     <w:r>
       <w:tab/>
       <w:tab/>
-      <w:t>2025-10-16</w:t>
+      <w:t>2025-10-17</w:t>
       <w:br/>
       <w:br/>
     </w:r>

--- a/tillsyn/A 16556-2025 tillsynsbegäran.docx
+++ b/tillsyn/A 16556-2025 tillsynsbegäran.docx
@@ -229,7 +229,7 @@
     <w:r>
       <w:tab/>
       <w:tab/>
-      <w:t>2025-10-17</w:t>
+      <w:t>2025-10-18</w:t>
       <w:br/>
       <w:br/>
     </w:r>

--- a/tillsyn/A 16556-2025 tillsynsbegäran.docx
+++ b/tillsyn/A 16556-2025 tillsynsbegäran.docx
@@ -229,7 +229,7 @@
     <w:r>
       <w:tab/>
       <w:tab/>
-      <w:t>2025-10-18</w:t>
+      <w:t>2025-10-19</w:t>
       <w:br/>
       <w:br/>
     </w:r>

--- a/tillsyn/A 16556-2025 tillsynsbegäran.docx
+++ b/tillsyn/A 16556-2025 tillsynsbegäran.docx
@@ -229,7 +229,7 @@
     <w:r>
       <w:tab/>
       <w:tab/>
-      <w:t>2025-10-19</w:t>
+      <w:t>2025-10-20</w:t>
       <w:br/>
       <w:br/>
     </w:r>
